--- a/output/Table_S4b_network_wilcoxon.docx
+++ b/output/Table_S4b_network_wilcoxon.docx
@@ -7,7 +7,7 @@
         <w:pStyle w:val="Titre1"/>
       </w:pPr>
       <w:r>
-        <w:t xml:space="preserve">Table S4b: Wilcoxon tests - network type comparisons</w:t>
+        <w:t xml:space="preserve">Table S4b: Paired Wilcoxon signed-rank tests - network type comparisons</w:t>
       </w:r>
     </w:p>
     <w:tbl xmlns:a="http://schemas.openxmlformats.org/drawingml/2006/main" xmlns:pic="http://schemas.openxmlformats.org/drawingml/2006/picture">
@@ -23,6 +23,7 @@
         <w:gridCol w:w="1080"/>
         <w:gridCol w:w="1080"/>
         <w:gridCol w:w="1080"/>
+        <w:gridCol w:w="1080"/>
       </w:tblGrid>
       <w:tr>
         <w:trPr>
@@ -245,7 +246,7 @@
                 <w:szCs w:val="22"/>
                 <w:color w:val="000000"/>
               </w:rPr>
-              <w:t xml:space="preserve">W_statistic</w:t>
+              <w:t xml:space="preserve">n_pairs</w:t>
             </w:r>
           </w:p>
         </w:tc>
@@ -270,6 +271,61 @@
             <w:pPr>
               <w:pStyle w:val="Normal"/>
               <w:jc w:val="right"/>
+              <w:pBdr>
+                <w:bottom w:val="none" w:sz="0" w:space="0" w:color="000000"/>
+                <w:top w:val="none" w:sz="0" w:space="0" w:color="000000"/>
+                <w:left w:val="none" w:sz="0" w:space="0" w:color="000000"/>
+                <w:right w:val="none" w:sz="0" w:space="0" w:color="000000"/>
+              </w:pBdr>
+              <w:spacing w:after="100" w:before="100" w:line="240"/>
+              <w:ind w:left="100" w:right="100" w:firstLine="0" w:firstLineChars="0"/>
+              <w:rPr>
+                <w:rFonts w:ascii="Helvetica" w:hAnsi="Helvetica" w:eastAsia="Helvetica" w:cs="Helvetica"/>
+                <w:i w:val="false"/>
+                <w:b w:val="false"/>
+                <w:u w:val="none"/>
+                <w:strike w:val="false"/>
+                <w:sz w:val="22"/>
+                <w:szCs w:val="22"/>
+                <w:color w:val="000000"/>
+              </w:rPr>
+            </w:pPr>
+            <w:r>
+              <w:rPr>
+                <w:rFonts w:ascii="Helvetica" w:hAnsi="Helvetica" w:eastAsia="Helvetica" w:cs="Helvetica"/>
+                <w:i w:val="false"/>
+                <w:b w:val="false"/>
+                <w:u w:val="none"/>
+                <w:strike w:val="false"/>
+                <w:sz w:val="22"/>
+                <w:szCs w:val="22"/>
+                <w:color w:val="000000"/>
+              </w:rPr>
+              <w:t xml:space="preserve">V_statistic</w:t>
+            </w:r>
+          </w:p>
+        </w:tc>
+        <w:tc>
+          <w:tcPr>
+            <w:tcBorders>
+              <w:bottom w:val="single" w:sz="12" w:space="0" w:color="666666"/>
+              <w:top w:val="single" w:sz="12" w:space="0" w:color="666666"/>
+              <w:left w:val="none" w:sz="0" w:space="0" w:color="000000"/>
+              <w:right w:val="none" w:sz="0" w:space="0" w:color="000000"/>
+            </w:tcBorders>
+            <w:shd w:val="clear" w:color="auto" w:fill="FFFFFF"/>
+            <w:tcMar>
+              <w:top w:w="0" w:type="dxa"/>
+              <w:bottom w:w="0" w:type="dxa"/>
+              <w:left w:w="0" w:type="dxa"/>
+              <w:right w:w="0" w:type="dxa"/>
+            </w:tcMar>
+            <w:vAlign w:val="center"/>
+          </w:tcPr>
+          <w:p>
+            <w:pPr>
+              <w:pStyle w:val="Normal"/>
+              <w:jc w:val="left"/>
               <w:pBdr>
                 <w:bottom w:val="none" w:sz="0" w:space="0" w:color="000000"/>
                 <w:top w:val="none" w:sz="0" w:space="0" w:color="000000"/>
@@ -580,7 +636,7 @@
                 <w:szCs w:val="22"/>
                 <w:color w:val="000000"/>
               </w:rPr>
-              <w:t xml:space="preserve">763</w:t>
+              <w:t xml:space="preserve">28</w:t>
             </w:r>
           </w:p>
         </w:tc>
@@ -635,7 +691,62 @@
                 <w:szCs w:val="22"/>
                 <w:color w:val="000000"/>
               </w:rPr>
-              <w:t xml:space="preserve">0.0000</w:t>
+              <w:t xml:space="preserve">406</w:t>
+            </w:r>
+          </w:p>
+        </w:tc>
+        <w:tc>
+          <w:tcPr>
+            <w:tcBorders>
+              <w:bottom w:val="none" w:sz="0" w:space="0" w:color="000000"/>
+              <w:top w:val="single" w:sz="12" w:space="0" w:color="666666"/>
+              <w:left w:val="none" w:sz="0" w:space="0" w:color="000000"/>
+              <w:right w:val="none" w:sz="0" w:space="0" w:color="000000"/>
+            </w:tcBorders>
+            <w:shd w:val="clear" w:color="auto" w:fill="FFFFFF"/>
+            <w:tcMar>
+              <w:top w:w="0" w:type="dxa"/>
+              <w:bottom w:w="0" w:type="dxa"/>
+              <w:left w:w="0" w:type="dxa"/>
+              <w:right w:w="0" w:type="dxa"/>
+            </w:tcMar>
+            <w:vAlign w:val="center"/>
+          </w:tcPr>
+          <w:p>
+            <w:pPr>
+              <w:pStyle w:val="Normal"/>
+              <w:jc w:val="left"/>
+              <w:pBdr>
+                <w:bottom w:val="none" w:sz="0" w:space="0" w:color="000000"/>
+                <w:top w:val="none" w:sz="0" w:space="0" w:color="000000"/>
+                <w:left w:val="none" w:sz="0" w:space="0" w:color="000000"/>
+                <w:right w:val="none" w:sz="0" w:space="0" w:color="000000"/>
+              </w:pBdr>
+              <w:spacing w:after="100" w:before="100" w:line="240"/>
+              <w:ind w:left="100" w:right="100" w:firstLine="0" w:firstLineChars="0"/>
+              <w:rPr>
+                <w:rFonts w:ascii="Helvetica" w:hAnsi="Helvetica" w:eastAsia="Helvetica" w:cs="Helvetica"/>
+                <w:i w:val="false"/>
+                <w:b w:val="false"/>
+                <w:u w:val="none"/>
+                <w:strike w:val="false"/>
+                <w:sz w:val="22"/>
+                <w:szCs w:val="22"/>
+                <w:color w:val="000000"/>
+              </w:rPr>
+            </w:pPr>
+            <w:r>
+              <w:rPr>
+                <w:rFonts w:ascii="Helvetica" w:hAnsi="Helvetica" w:eastAsia="Helvetica" w:cs="Helvetica"/>
+                <w:i w:val="false"/>
+                <w:b w:val="false"/>
+                <w:u w:val="none"/>
+                <w:strike w:val="false"/>
+                <w:sz w:val="22"/>
+                <w:szCs w:val="22"/>
+                <w:color w:val="000000"/>
+              </w:rPr>
+              <w:t xml:space="preserve">&lt;0.001</w:t>
             </w:r>
           </w:p>
         </w:tc>
@@ -915,7 +1026,7 @@
                 <w:szCs w:val="22"/>
                 <w:color w:val="000000"/>
               </w:rPr>
-              <w:t xml:space="preserve">728</w:t>
+              <w:t xml:space="preserve">28</w:t>
             </w:r>
           </w:p>
         </w:tc>
@@ -970,7 +1081,62 @@
                 <w:szCs w:val="22"/>
                 <w:color w:val="000000"/>
               </w:rPr>
-              <w:t xml:space="preserve">0.0000</w:t>
+              <w:t xml:space="preserve">406</w:t>
+            </w:r>
+          </w:p>
+        </w:tc>
+        <w:tc>
+          <w:tcPr>
+            <w:tcBorders>
+              <w:bottom w:val="none" w:sz="0" w:space="0" w:color="000000"/>
+              <w:top w:val="none" w:sz="0" w:space="0" w:color="000000"/>
+              <w:left w:val="none" w:sz="0" w:space="0" w:color="000000"/>
+              <w:right w:val="none" w:sz="0" w:space="0" w:color="000000"/>
+            </w:tcBorders>
+            <w:shd w:val="clear" w:color="auto" w:fill="FFFFFF"/>
+            <w:tcMar>
+              <w:top w:w="0" w:type="dxa"/>
+              <w:bottom w:w="0" w:type="dxa"/>
+              <w:left w:w="0" w:type="dxa"/>
+              <w:right w:w="0" w:type="dxa"/>
+            </w:tcMar>
+            <w:vAlign w:val="center"/>
+          </w:tcPr>
+          <w:p>
+            <w:pPr>
+              <w:pStyle w:val="Normal"/>
+              <w:jc w:val="left"/>
+              <w:pBdr>
+                <w:bottom w:val="none" w:sz="0" w:space="0" w:color="000000"/>
+                <w:top w:val="none" w:sz="0" w:space="0" w:color="000000"/>
+                <w:left w:val="none" w:sz="0" w:space="0" w:color="000000"/>
+                <w:right w:val="none" w:sz="0" w:space="0" w:color="000000"/>
+              </w:pBdr>
+              <w:spacing w:after="100" w:before="100" w:line="240"/>
+              <w:ind w:left="100" w:right="100" w:firstLine="0" w:firstLineChars="0"/>
+              <w:rPr>
+                <w:rFonts w:ascii="Helvetica" w:hAnsi="Helvetica" w:eastAsia="Helvetica" w:cs="Helvetica"/>
+                <w:i w:val="false"/>
+                <w:b w:val="false"/>
+                <w:u w:val="none"/>
+                <w:strike w:val="false"/>
+                <w:sz w:val="22"/>
+                <w:szCs w:val="22"/>
+                <w:color w:val="000000"/>
+              </w:rPr>
+            </w:pPr>
+            <w:r>
+              <w:rPr>
+                <w:rFonts w:ascii="Helvetica" w:hAnsi="Helvetica" w:eastAsia="Helvetica" w:cs="Helvetica"/>
+                <w:i w:val="false"/>
+                <w:b w:val="false"/>
+                <w:u w:val="none"/>
+                <w:strike w:val="false"/>
+                <w:sz w:val="22"/>
+                <w:szCs w:val="22"/>
+                <w:color w:val="000000"/>
+              </w:rPr>
+              <w:t xml:space="preserve">&lt;0.001</w:t>
             </w:r>
           </w:p>
         </w:tc>
@@ -1250,7 +1416,7 @@
                 <w:szCs w:val="22"/>
                 <w:color w:val="000000"/>
               </w:rPr>
-              <w:t xml:space="preserve">299</w:t>
+              <w:t xml:space="preserve">28</w:t>
             </w:r>
           </w:p>
         </w:tc>
@@ -1305,7 +1471,7 @@
                 <w:szCs w:val="22"/>
                 <w:color w:val="000000"/>
               </w:rPr>
-              <w:t xml:space="preserve">0.1296</w:t>
+              <w:t xml:space="preserve">26</w:t>
             </w:r>
           </w:p>
         </w:tc>
@@ -1360,7 +1526,62 @@
                 <w:szCs w:val="22"/>
                 <w:color w:val="000000"/>
               </w:rPr>
-              <w:t xml:space="preserve">ns</w:t>
+              <w:t xml:space="preserve">&lt;0.001</w:t>
+            </w:r>
+          </w:p>
+        </w:tc>
+        <w:tc>
+          <w:tcPr>
+            <w:tcBorders>
+              <w:bottom w:val="none" w:sz="0" w:space="0" w:color="000000"/>
+              <w:top w:val="none" w:sz="0" w:space="0" w:color="000000"/>
+              <w:left w:val="none" w:sz="0" w:space="0" w:color="000000"/>
+              <w:right w:val="none" w:sz="0" w:space="0" w:color="000000"/>
+            </w:tcBorders>
+            <w:shd w:val="clear" w:color="auto" w:fill="FFFFFF"/>
+            <w:tcMar>
+              <w:top w:w="0" w:type="dxa"/>
+              <w:bottom w:w="0" w:type="dxa"/>
+              <w:left w:w="0" w:type="dxa"/>
+              <w:right w:w="0" w:type="dxa"/>
+            </w:tcMar>
+            <w:vAlign w:val="center"/>
+          </w:tcPr>
+          <w:p>
+            <w:pPr>
+              <w:pStyle w:val="Normal"/>
+              <w:jc w:val="left"/>
+              <w:pBdr>
+                <w:bottom w:val="none" w:sz="0" w:space="0" w:color="000000"/>
+                <w:top w:val="none" w:sz="0" w:space="0" w:color="000000"/>
+                <w:left w:val="none" w:sz="0" w:space="0" w:color="000000"/>
+                <w:right w:val="none" w:sz="0" w:space="0" w:color="000000"/>
+              </w:pBdr>
+              <w:spacing w:after="100" w:before="100" w:line="240"/>
+              <w:ind w:left="100" w:right="100" w:firstLine="0" w:firstLineChars="0"/>
+              <w:rPr>
+                <w:rFonts w:ascii="Helvetica" w:hAnsi="Helvetica" w:eastAsia="Helvetica" w:cs="Helvetica"/>
+                <w:i w:val="false"/>
+                <w:b w:val="false"/>
+                <w:u w:val="none"/>
+                <w:strike w:val="false"/>
+                <w:sz w:val="22"/>
+                <w:szCs w:val="22"/>
+                <w:color w:val="000000"/>
+              </w:rPr>
+            </w:pPr>
+            <w:r>
+              <w:rPr>
+                <w:rFonts w:ascii="Helvetica" w:hAnsi="Helvetica" w:eastAsia="Helvetica" w:cs="Helvetica"/>
+                <w:i w:val="false"/>
+                <w:b w:val="false"/>
+                <w:u w:val="none"/>
+                <w:strike w:val="false"/>
+                <w:sz w:val="22"/>
+                <w:szCs w:val="22"/>
+                <w:color w:val="000000"/>
+              </w:rPr>
+              <w:t xml:space="preserve">***</w:t>
             </w:r>
           </w:p>
         </w:tc>
@@ -1585,7 +1806,7 @@
                 <w:szCs w:val="22"/>
                 <w:color w:val="000000"/>
               </w:rPr>
-              <w:t xml:space="preserve">706</w:t>
+              <w:t xml:space="preserve">28</w:t>
             </w:r>
           </w:p>
         </w:tc>
@@ -1640,7 +1861,62 @@
                 <w:szCs w:val="22"/>
                 <w:color w:val="000000"/>
               </w:rPr>
-              <w:t xml:space="preserve">0.0000</w:t>
+              <w:t xml:space="preserve">402</w:t>
+            </w:r>
+          </w:p>
+        </w:tc>
+        <w:tc>
+          <w:tcPr>
+            <w:tcBorders>
+              <w:bottom w:val="none" w:sz="0" w:space="0" w:color="000000"/>
+              <w:top w:val="none" w:sz="0" w:space="0" w:color="000000"/>
+              <w:left w:val="none" w:sz="0" w:space="0" w:color="000000"/>
+              <w:right w:val="none" w:sz="0" w:space="0" w:color="000000"/>
+            </w:tcBorders>
+            <w:shd w:val="clear" w:color="auto" w:fill="FFFFFF"/>
+            <w:tcMar>
+              <w:top w:w="0" w:type="dxa"/>
+              <w:bottom w:w="0" w:type="dxa"/>
+              <w:left w:w="0" w:type="dxa"/>
+              <w:right w:w="0" w:type="dxa"/>
+            </w:tcMar>
+            <w:vAlign w:val="center"/>
+          </w:tcPr>
+          <w:p>
+            <w:pPr>
+              <w:pStyle w:val="Normal"/>
+              <w:jc w:val="left"/>
+              <w:pBdr>
+                <w:bottom w:val="none" w:sz="0" w:space="0" w:color="000000"/>
+                <w:top w:val="none" w:sz="0" w:space="0" w:color="000000"/>
+                <w:left w:val="none" w:sz="0" w:space="0" w:color="000000"/>
+                <w:right w:val="none" w:sz="0" w:space="0" w:color="000000"/>
+              </w:pBdr>
+              <w:spacing w:after="100" w:before="100" w:line="240"/>
+              <w:ind w:left="100" w:right="100" w:firstLine="0" w:firstLineChars="0"/>
+              <w:rPr>
+                <w:rFonts w:ascii="Helvetica" w:hAnsi="Helvetica" w:eastAsia="Helvetica" w:cs="Helvetica"/>
+                <w:i w:val="false"/>
+                <w:b w:val="false"/>
+                <w:u w:val="none"/>
+                <w:strike w:val="false"/>
+                <w:sz w:val="22"/>
+                <w:szCs w:val="22"/>
+                <w:color w:val="000000"/>
+              </w:rPr>
+            </w:pPr>
+            <w:r>
+              <w:rPr>
+                <w:rFonts w:ascii="Helvetica" w:hAnsi="Helvetica" w:eastAsia="Helvetica" w:cs="Helvetica"/>
+                <w:i w:val="false"/>
+                <w:b w:val="false"/>
+                <w:u w:val="none"/>
+                <w:strike w:val="false"/>
+                <w:sz w:val="22"/>
+                <w:szCs w:val="22"/>
+                <w:color w:val="000000"/>
+              </w:rPr>
+              <w:t xml:space="preserve">&lt;0.001</w:t>
             </w:r>
           </w:p>
         </w:tc>
@@ -1920,7 +2196,7 @@
                 <w:szCs w:val="22"/>
                 <w:color w:val="000000"/>
               </w:rPr>
-              <w:t xml:space="preserve">607</w:t>
+              <w:t xml:space="preserve">28</w:t>
             </w:r>
           </w:p>
         </w:tc>
@@ -1975,7 +2251,62 @@
                 <w:szCs w:val="22"/>
                 <w:color w:val="000000"/>
               </w:rPr>
-              <w:t xml:space="preserve">0.0004</w:t>
+              <w:t xml:space="preserve">371</w:t>
+            </w:r>
+          </w:p>
+        </w:tc>
+        <w:tc>
+          <w:tcPr>
+            <w:tcBorders>
+              <w:bottom w:val="none" w:sz="0" w:space="0" w:color="000000"/>
+              <w:top w:val="none" w:sz="0" w:space="0" w:color="000000"/>
+              <w:left w:val="none" w:sz="0" w:space="0" w:color="000000"/>
+              <w:right w:val="none" w:sz="0" w:space="0" w:color="000000"/>
+            </w:tcBorders>
+            <w:shd w:val="clear" w:color="auto" w:fill="FFFFFF"/>
+            <w:tcMar>
+              <w:top w:w="0" w:type="dxa"/>
+              <w:bottom w:w="0" w:type="dxa"/>
+              <w:left w:w="0" w:type="dxa"/>
+              <w:right w:w="0" w:type="dxa"/>
+            </w:tcMar>
+            <w:vAlign w:val="center"/>
+          </w:tcPr>
+          <w:p>
+            <w:pPr>
+              <w:pStyle w:val="Normal"/>
+              <w:jc w:val="left"/>
+              <w:pBdr>
+                <w:bottom w:val="none" w:sz="0" w:space="0" w:color="000000"/>
+                <w:top w:val="none" w:sz="0" w:space="0" w:color="000000"/>
+                <w:left w:val="none" w:sz="0" w:space="0" w:color="000000"/>
+                <w:right w:val="none" w:sz="0" w:space="0" w:color="000000"/>
+              </w:pBdr>
+              <w:spacing w:after="100" w:before="100" w:line="240"/>
+              <w:ind w:left="100" w:right="100" w:firstLine="0" w:firstLineChars="0"/>
+              <w:rPr>
+                <w:rFonts w:ascii="Helvetica" w:hAnsi="Helvetica" w:eastAsia="Helvetica" w:cs="Helvetica"/>
+                <w:i w:val="false"/>
+                <w:b w:val="false"/>
+                <w:u w:val="none"/>
+                <w:strike w:val="false"/>
+                <w:sz w:val="22"/>
+                <w:szCs w:val="22"/>
+                <w:color w:val="000000"/>
+              </w:rPr>
+            </w:pPr>
+            <w:r>
+              <w:rPr>
+                <w:rFonts w:ascii="Helvetica" w:hAnsi="Helvetica" w:eastAsia="Helvetica" w:cs="Helvetica"/>
+                <w:i w:val="false"/>
+                <w:b w:val="false"/>
+                <w:u w:val="none"/>
+                <w:strike w:val="false"/>
+                <w:sz w:val="22"/>
+                <w:szCs w:val="22"/>
+                <w:color w:val="000000"/>
+              </w:rPr>
+              <w:t xml:space="preserve">&lt;0.001</w:t>
             </w:r>
           </w:p>
         </w:tc>
@@ -2255,7 +2586,7 @@
                 <w:szCs w:val="22"/>
                 <w:color w:val="000000"/>
               </w:rPr>
-              <w:t xml:space="preserve">242</w:t>
+              <w:t xml:space="preserve">28</w:t>
             </w:r>
           </w:p>
         </w:tc>
@@ -2310,7 +2641,7 @@
                 <w:szCs w:val="22"/>
                 <w:color w:val="000000"/>
               </w:rPr>
-              <w:t xml:space="preserve">0.0143</w:t>
+              <w:t xml:space="preserve">0</w:t>
             </w:r>
           </w:p>
         </w:tc>
@@ -2365,7 +2696,62 @@
                 <w:szCs w:val="22"/>
                 <w:color w:val="000000"/>
               </w:rPr>
-              <w:t xml:space="preserve">*</w:t>
+              <w:t xml:space="preserve">&lt;0.001</w:t>
+            </w:r>
+          </w:p>
+        </w:tc>
+        <w:tc>
+          <w:tcPr>
+            <w:tcBorders>
+              <w:bottom w:val="none" w:sz="0" w:space="0" w:color="000000"/>
+              <w:top w:val="none" w:sz="0" w:space="0" w:color="000000"/>
+              <w:left w:val="none" w:sz="0" w:space="0" w:color="000000"/>
+              <w:right w:val="none" w:sz="0" w:space="0" w:color="000000"/>
+            </w:tcBorders>
+            <w:shd w:val="clear" w:color="auto" w:fill="FFFFFF"/>
+            <w:tcMar>
+              <w:top w:w="0" w:type="dxa"/>
+              <w:bottom w:w="0" w:type="dxa"/>
+              <w:left w:w="0" w:type="dxa"/>
+              <w:right w:w="0" w:type="dxa"/>
+            </w:tcMar>
+            <w:vAlign w:val="center"/>
+          </w:tcPr>
+          <w:p>
+            <w:pPr>
+              <w:pStyle w:val="Normal"/>
+              <w:jc w:val="left"/>
+              <w:pBdr>
+                <w:bottom w:val="none" w:sz="0" w:space="0" w:color="000000"/>
+                <w:top w:val="none" w:sz="0" w:space="0" w:color="000000"/>
+                <w:left w:val="none" w:sz="0" w:space="0" w:color="000000"/>
+                <w:right w:val="none" w:sz="0" w:space="0" w:color="000000"/>
+              </w:pBdr>
+              <w:spacing w:after="100" w:before="100" w:line="240"/>
+              <w:ind w:left="100" w:right="100" w:firstLine="0" w:firstLineChars="0"/>
+              <w:rPr>
+                <w:rFonts w:ascii="Helvetica" w:hAnsi="Helvetica" w:eastAsia="Helvetica" w:cs="Helvetica"/>
+                <w:i w:val="false"/>
+                <w:b w:val="false"/>
+                <w:u w:val="none"/>
+                <w:strike w:val="false"/>
+                <w:sz w:val="22"/>
+                <w:szCs w:val="22"/>
+                <w:color w:val="000000"/>
+              </w:rPr>
+            </w:pPr>
+            <w:r>
+              <w:rPr>
+                <w:rFonts w:ascii="Helvetica" w:hAnsi="Helvetica" w:eastAsia="Helvetica" w:cs="Helvetica"/>
+                <w:i w:val="false"/>
+                <w:b w:val="false"/>
+                <w:u w:val="none"/>
+                <w:strike w:val="false"/>
+                <w:sz w:val="22"/>
+                <w:szCs w:val="22"/>
+                <w:color w:val="000000"/>
+              </w:rPr>
+              <w:t xml:space="preserve">***</w:t>
             </w:r>
           </w:p>
         </w:tc>
@@ -2590,7 +2976,7 @@
                 <w:szCs w:val="22"/>
                 <w:color w:val="000000"/>
               </w:rPr>
-              <w:t xml:space="preserve">390</w:t>
+              <w:t xml:space="preserve">28</w:t>
             </w:r>
           </w:p>
         </w:tc>
@@ -2645,7 +3031,62 @@
                 <w:szCs w:val="22"/>
                 <w:color w:val="000000"/>
               </w:rPr>
-              <w:t xml:space="preserve">0.9804</w:t>
+              <w:t xml:space="preserve">217</w:t>
+            </w:r>
+          </w:p>
+        </w:tc>
+        <w:tc>
+          <w:tcPr>
+            <w:tcBorders>
+              <w:bottom w:val="none" w:sz="0" w:space="0" w:color="000000"/>
+              <w:top w:val="none" w:sz="0" w:space="0" w:color="000000"/>
+              <w:left w:val="none" w:sz="0" w:space="0" w:color="000000"/>
+              <w:right w:val="none" w:sz="0" w:space="0" w:color="000000"/>
+            </w:tcBorders>
+            <w:shd w:val="clear" w:color="auto" w:fill="FFFFFF"/>
+            <w:tcMar>
+              <w:top w:w="0" w:type="dxa"/>
+              <w:bottom w:w="0" w:type="dxa"/>
+              <w:left w:w="0" w:type="dxa"/>
+              <w:right w:w="0" w:type="dxa"/>
+            </w:tcMar>
+            <w:vAlign w:val="center"/>
+          </w:tcPr>
+          <w:p>
+            <w:pPr>
+              <w:pStyle w:val="Normal"/>
+              <w:jc w:val="left"/>
+              <w:pBdr>
+                <w:bottom w:val="none" w:sz="0" w:space="0" w:color="000000"/>
+                <w:top w:val="none" w:sz="0" w:space="0" w:color="000000"/>
+                <w:left w:val="none" w:sz="0" w:space="0" w:color="000000"/>
+                <w:right w:val="none" w:sz="0" w:space="0" w:color="000000"/>
+              </w:pBdr>
+              <w:spacing w:after="100" w:before="100" w:line="240"/>
+              <w:ind w:left="100" w:right="100" w:firstLine="0" w:firstLineChars="0"/>
+              <w:rPr>
+                <w:rFonts w:ascii="Helvetica" w:hAnsi="Helvetica" w:eastAsia="Helvetica" w:cs="Helvetica"/>
+                <w:i w:val="false"/>
+                <w:b w:val="false"/>
+                <w:u w:val="none"/>
+                <w:strike w:val="false"/>
+                <w:sz w:val="22"/>
+                <w:szCs w:val="22"/>
+                <w:color w:val="000000"/>
+              </w:rPr>
+            </w:pPr>
+            <w:r>
+              <w:rPr>
+                <w:rFonts w:ascii="Helvetica" w:hAnsi="Helvetica" w:eastAsia="Helvetica" w:cs="Helvetica"/>
+                <w:i w:val="false"/>
+                <w:b w:val="false"/>
+                <w:u w:val="none"/>
+                <w:strike w:val="false"/>
+                <w:sz w:val="22"/>
+                <w:szCs w:val="22"/>
+                <w:color w:val="000000"/>
+              </w:rPr>
+              <w:t xml:space="preserve">0.759</w:t>
             </w:r>
           </w:p>
         </w:tc>
@@ -2925,7 +3366,7 @@
                 <w:szCs w:val="22"/>
                 <w:color w:val="000000"/>
               </w:rPr>
-              <w:t xml:space="preserve">528</w:t>
+              <w:t xml:space="preserve">28</w:t>
             </w:r>
           </w:p>
         </w:tc>
@@ -2980,7 +3421,62 @@
                 <w:szCs w:val="22"/>
                 <w:color w:val="000000"/>
               </w:rPr>
-              <w:t xml:space="preserve">0.0264</w:t>
+              <w:t xml:space="preserve">311</w:t>
+            </w:r>
+          </w:p>
+        </w:tc>
+        <w:tc>
+          <w:tcPr>
+            <w:tcBorders>
+              <w:bottom w:val="none" w:sz="0" w:space="0" w:color="000000"/>
+              <w:top w:val="none" w:sz="0" w:space="0" w:color="000000"/>
+              <w:left w:val="none" w:sz="0" w:space="0" w:color="000000"/>
+              <w:right w:val="none" w:sz="0" w:space="0" w:color="000000"/>
+            </w:tcBorders>
+            <w:shd w:val="clear" w:color="auto" w:fill="FFFFFF"/>
+            <w:tcMar>
+              <w:top w:w="0" w:type="dxa"/>
+              <w:bottom w:w="0" w:type="dxa"/>
+              <w:left w:w="0" w:type="dxa"/>
+              <w:right w:w="0" w:type="dxa"/>
+            </w:tcMar>
+            <w:vAlign w:val="center"/>
+          </w:tcPr>
+          <w:p>
+            <w:pPr>
+              <w:pStyle w:val="Normal"/>
+              <w:jc w:val="left"/>
+              <w:pBdr>
+                <w:bottom w:val="none" w:sz="0" w:space="0" w:color="000000"/>
+                <w:top w:val="none" w:sz="0" w:space="0" w:color="000000"/>
+                <w:left w:val="none" w:sz="0" w:space="0" w:color="000000"/>
+                <w:right w:val="none" w:sz="0" w:space="0" w:color="000000"/>
+              </w:pBdr>
+              <w:spacing w:after="100" w:before="100" w:line="240"/>
+              <w:ind w:left="100" w:right="100" w:firstLine="0" w:firstLineChars="0"/>
+              <w:rPr>
+                <w:rFonts w:ascii="Helvetica" w:hAnsi="Helvetica" w:eastAsia="Helvetica" w:cs="Helvetica"/>
+                <w:i w:val="false"/>
+                <w:b w:val="false"/>
+                <w:u w:val="none"/>
+                <w:strike w:val="false"/>
+                <w:sz w:val="22"/>
+                <w:szCs w:val="22"/>
+                <w:color w:val="000000"/>
+              </w:rPr>
+            </w:pPr>
+            <w:r>
+              <w:rPr>
+                <w:rFonts w:ascii="Helvetica" w:hAnsi="Helvetica" w:eastAsia="Helvetica" w:cs="Helvetica"/>
+                <w:i w:val="false"/>
+                <w:b w:val="false"/>
+                <w:u w:val="none"/>
+                <w:strike w:val="false"/>
+                <w:sz w:val="22"/>
+                <w:szCs w:val="22"/>
+                <w:color w:val="000000"/>
+              </w:rPr>
+              <w:t xml:space="preserve">0.014</w:t>
             </w:r>
           </w:p>
         </w:tc>
@@ -3260,7 +3756,7 @@
                 <w:szCs w:val="22"/>
                 <w:color w:val="000000"/>
               </w:rPr>
-              <w:t xml:space="preserve">567</w:t>
+              <w:t xml:space="preserve">28</w:t>
             </w:r>
           </w:p>
         </w:tc>
@@ -3315,7 +3811,7 @@
                 <w:szCs w:val="22"/>
                 <w:color w:val="000000"/>
               </w:rPr>
-              <w:t xml:space="preserve">0.0042</w:t>
+              <w:t xml:space="preserve">387</w:t>
             </w:r>
           </w:p>
         </w:tc>
@@ -3370,7 +3866,62 @@
                 <w:szCs w:val="22"/>
                 <w:color w:val="000000"/>
               </w:rPr>
-              <w:t xml:space="preserve">**</w:t>
+              <w:t xml:space="preserve">&lt;0.001</w:t>
+            </w:r>
+          </w:p>
+        </w:tc>
+        <w:tc>
+          <w:tcPr>
+            <w:tcBorders>
+              <w:bottom w:val="single" w:sz="12" w:space="0" w:color="666666"/>
+              <w:top w:val="none" w:sz="0" w:space="0" w:color="000000"/>
+              <w:left w:val="none" w:sz="0" w:space="0" w:color="000000"/>
+              <w:right w:val="none" w:sz="0" w:space="0" w:color="000000"/>
+            </w:tcBorders>
+            <w:shd w:val="clear" w:color="auto" w:fill="FFFFFF"/>
+            <w:tcMar>
+              <w:top w:w="0" w:type="dxa"/>
+              <w:bottom w:w="0" w:type="dxa"/>
+              <w:left w:w="0" w:type="dxa"/>
+              <w:right w:w="0" w:type="dxa"/>
+            </w:tcMar>
+            <w:vAlign w:val="center"/>
+          </w:tcPr>
+          <w:p>
+            <w:pPr>
+              <w:pStyle w:val="Normal"/>
+              <w:jc w:val="left"/>
+              <w:pBdr>
+                <w:bottom w:val="none" w:sz="0" w:space="0" w:color="000000"/>
+                <w:top w:val="none" w:sz="0" w:space="0" w:color="000000"/>
+                <w:left w:val="none" w:sz="0" w:space="0" w:color="000000"/>
+                <w:right w:val="none" w:sz="0" w:space="0" w:color="000000"/>
+              </w:pBdr>
+              <w:spacing w:after="100" w:before="100" w:line="240"/>
+              <w:ind w:left="100" w:right="100" w:firstLine="0" w:firstLineChars="0"/>
+              <w:rPr>
+                <w:rFonts w:ascii="Helvetica" w:hAnsi="Helvetica" w:eastAsia="Helvetica" w:cs="Helvetica"/>
+                <w:i w:val="false"/>
+                <w:b w:val="false"/>
+                <w:u w:val="none"/>
+                <w:strike w:val="false"/>
+                <w:sz w:val="22"/>
+                <w:szCs w:val="22"/>
+                <w:color w:val="000000"/>
+              </w:rPr>
+            </w:pPr>
+            <w:r>
+              <w:rPr>
+                <w:rFonts w:ascii="Helvetica" w:hAnsi="Helvetica" w:eastAsia="Helvetica" w:cs="Helvetica"/>
+                <w:i w:val="false"/>
+                <w:b w:val="false"/>
+                <w:u w:val="none"/>
+                <w:strike w:val="false"/>
+                <w:sz w:val="22"/>
+                <w:szCs w:val="22"/>
+                <w:color w:val="000000"/>
+              </w:rPr>
+              <w:t xml:space="preserve">***</w:t>
             </w:r>
           </w:p>
         </w:tc>
